--- a/UrbanPulse_디자인명세서.docx
+++ b/UrbanPulse_디자인명세서.docx
@@ -2,13 +2,13 @@
 <file path=word/document.xml><?xml version="1.0" encoding="utf-8"?>
 <w:document xmlns:w="http://schemas.openxmlformats.org/wordprocessingml/2006/main" xmlns:m="http://schemas.openxmlformats.org/officeDocument/2006/math" xmlns:r="http://schemas.openxmlformats.org/officeDocument/2006/relationships" xmlns:o="urn:schemas-microsoft-com:office:office" xmlns:v="urn:schemas-microsoft-com:vml" xmlns:w10="urn:schemas-microsoft-com:office:word" xmlns:a="http://schemas.openxmlformats.org/drawingml/2006/main" xmlns:pic="http://schemas.openxmlformats.org/drawingml/2006/picture" xmlns:wp="http://schemas.openxmlformats.org/drawingml/2006/wordprocessingDrawing">
   <w:body>
-    <w:bookmarkStart w:id="58" w:name="urbanpulse-디자인-명세서-v2.3-2026-10-01"/>
+    <w:bookmarkStart w:id="58" w:name="urbanpulse-디자인-명세서-v2.4-2026-10-01"/>
     <w:p>
       <w:pPr>
         <w:pStyle w:val="Heading1"/>
       </w:pPr>
       <w:r>
-        <w:t xml:space="preserve">UrbanPulse 디자인 명세서 v2.3 (2026-10-01)</w:t>
+        <w:t xml:space="preserve">UrbanPulse 디자인 명세서 v2.4 (2026-10-01)</w:t>
       </w:r>
     </w:p>
     <w:p>
@@ -109,6 +109,51 @@
       <w:pPr>
         <w:pStyle w:val="BlockText"/>
       </w:pPr>
+      <w:r>
+        <w:t xml:space="preserve">v2.4: 구현 검수 반영. 추천 시간 표시 규칙(붙은 시간 묶기, 오늘은 남은 시간만), 답 카드에는 1순위 범위 하나, A1</w:t>
+      </w:r>
+      <w:r>
+        <w:t xml:space="preserve"> </w:t>
+      </w:r>
+      <w:r>
+        <w:t xml:space="preserve">“한적하게”</w:t>
+      </w:r>
+      <w:r>
+        <w:t xml:space="preserve"> </w:t>
+      </w:r>
+      <w:r>
+        <w:t xml:space="preserve">전부 준비 중(실험 15), 홈 목록의</w:t>
+      </w:r>
+      <w:r>
+        <w:t xml:space="preserve"> </w:t>
+      </w:r>
+      <w:r>
+        <w:t xml:space="preserve">“지금”</w:t>
+      </w:r>
+      <w:r>
+        <w:t xml:space="preserve"> </w:t>
+      </w:r>
+      <w:r>
+        <w:t xml:space="preserve">규칙과 빈 상태 문구,</w:t>
+      </w:r>
+      <w:r>
+        <w:t xml:space="preserve"> </w:t>
+      </w:r>
+      <w:r>
+        <w:rPr>
+          <w:rStyle w:val="VerbatimChar"/>
+        </w:rPr>
+        <w:t xml:space="preserve">--stale-fg</w:t>
+      </w:r>
+      <w:r>
+        <w:t xml:space="preserve"> </w:t>
+      </w:r>
+      <w:r>
+        <w:t xml:space="preserve">토큰, 지도는 MapLibre.</w:t>
+      </w:r>
+      <w:r>
+        <w:t xml:space="preserve"> </w:t>
+      </w:r>
       <w:r>
         <w:t xml:space="preserve">v2.3: 강사 피드백(서비스정의서 10.17)을 반영해 홈을 바꿨습니다. 검색 우선은 그대로,</w:t>
       </w:r>
@@ -2640,6 +2685,47 @@
               <w:rPr>
                 <w:rStyle w:val="VerbatimChar"/>
               </w:rPr>
+              <w:t xml:space="preserve">--stale-fg</w:t>
+            </w:r>
+          </w:p>
+        </w:tc>
+        <w:tc>
+          <w:tcPr/>
+          <w:p>
+            <w:pPr>
+              <w:pStyle w:val="Compact"/>
+            </w:pPr>
+            <w:r>
+              <w:rPr>
+                <w:rStyle w:val="VerbatimChar"/>
+              </w:rPr>
+              <w:t xml:space="preserve">#8A6D1F</w:t>
+            </w:r>
+          </w:p>
+        </w:tc>
+        <w:tc>
+          <w:tcPr/>
+          <w:p>
+            <w:pPr>
+              <w:pStyle w:val="Compact"/>
+            </w:pPr>
+            <w:r>
+              <w:t xml:space="preserve">데이터가 늦을 때의 기준 시각 글자(5.7-1)</w:t>
+            </w:r>
+          </w:p>
+        </w:tc>
+      </w:tr>
+      <w:tr>
+        <w:tc>
+          <w:tcPr/>
+          <w:p>
+            <w:pPr>
+              <w:pStyle w:val="Compact"/>
+            </w:pPr>
+            <w:r>
+              <w:rPr>
+                <w:rStyle w:val="VerbatimChar"/>
+              </w:rPr>
               <w:t xml:space="preserve">--error-fg</w:t>
             </w:r>
           </w:p>
@@ -4803,31 +4889,25 @@
         </w:numPr>
       </w:pPr>
       <w:r>
-        <w:t xml:space="preserve">오른쪽 위 배지 자리:</w:t>
-      </w:r>
-      <w:r>
-        <w:t xml:space="preserve"> </w:t>
+        <w:t xml:space="preserve">답 카드의 큰 시간(</w:t>
       </w:r>
       <w:r>
         <w:rPr>
           <w:rStyle w:val="VerbatimChar"/>
         </w:rPr>
-        <w:t xml:space="preserve">참고용</w:t>
-      </w:r>
-      <w:r>
-        <w:t xml:space="preserve">(참고용 조합, B),</w:t>
-      </w:r>
-      <w:r>
-        <w:t xml:space="preserve"> </w:t>
-      </w:r>
-      <w:r>
-        <w:rPr>
-          <w:rStyle w:val="VerbatimChar"/>
-        </w:rPr>
-        <w:t xml:space="preserve">연휴라 참고용</w:t>
-      </w:r>
-      <w:r>
-        <w:t xml:space="preserve">(공휴일 날짜). 어두운 바탕용 배지(흰색 12% 바탕, 흰 글자).</w:t>
+        <w:t xml:space="preserve">answer-time</w:t>
+      </w:r>
+      <w:r>
+        <w:t xml:space="preserve">)에는 1순위 범위 하나만. ③은 요일을 윗줄, 시간을 아랫줄에. 나머지 범위는 ⑤의</w:t>
+      </w:r>
+      <w:r>
+        <w:t xml:space="preserve"> </w:t>
+      </w:r>
+      <w:r>
+        <w:t xml:space="preserve">“이 시간도 추천해요”</w:t>
+      </w:r>
+      <w:r>
+        <w:t xml:space="preserve">에만</w:t>
       </w:r>
     </w:p>
     <w:p>
@@ -4839,6 +4919,42 @@
         </w:numPr>
       </w:pPr>
       <w:r>
+        <w:t xml:space="preserve">오른쪽 위 배지 자리:</w:t>
+      </w:r>
+      <w:r>
+        <w:t xml:space="preserve"> </w:t>
+      </w:r>
+      <w:r>
+        <w:rPr>
+          <w:rStyle w:val="VerbatimChar"/>
+        </w:rPr>
+        <w:t xml:space="preserve">참고용</w:t>
+      </w:r>
+      <w:r>
+        <w:t xml:space="preserve">(참고용 조합, B),</w:t>
+      </w:r>
+      <w:r>
+        <w:t xml:space="preserve"> </w:t>
+      </w:r>
+      <w:r>
+        <w:rPr>
+          <w:rStyle w:val="VerbatimChar"/>
+        </w:rPr>
+        <w:t xml:space="preserve">연휴라 참고용</w:t>
+      </w:r>
+      <w:r>
+        <w:t xml:space="preserve">(공휴일 날짜). 어두운 바탕용 배지(흰색 12% 바탕, 흰 글자).</w:t>
+      </w:r>
+    </w:p>
+    <w:p>
+      <w:pPr>
+        <w:pStyle w:val="Compact"/>
+        <w:numPr>
+          <w:ilvl w:val="0"/>
+          <w:numId w:val="1011"/>
+        </w:numPr>
+      </w:pPr>
+      <w:r>
         <w:t xml:space="preserve">이번 주 전체에 추천할 시간이 없으면:</w:t>
       </w:r>
       <w:r>
@@ -5510,6 +5626,36 @@
         </w:numPr>
       </w:pPr>
       <w:r>
+        <w:t xml:space="preserve">현재 설정에서 A1의</w:t>
+      </w:r>
+      <w:r>
+        <w:t xml:space="preserve"> </w:t>
+      </w:r>
+      <w:r>
+        <w:t xml:space="preserve">“한적하게”</w:t>
+      </w:r>
+      <w:r>
+        <w:t xml:space="preserve">는 세 목적 모두 준비 중(구현설계서 4.4 표).</w:t>
+      </w:r>
+      <w:r>
+        <w:t xml:space="preserve"> </w:t>
+      </w:r>
+      <w:r>
+        <w:t xml:space="preserve">“한적하게”</w:t>
+      </w:r>
+      <w:r>
+        <w:t xml:space="preserve">를 고를 수 있는 곳은 공원·고궁(A2)</w:t>
+      </w:r>
+    </w:p>
+    <w:p>
+      <w:pPr>
+        <w:pStyle w:val="Compact"/>
+        <w:numPr>
+          <w:ilvl w:val="0"/>
+          <w:numId w:val="1015"/>
+        </w:numPr>
+      </w:pPr>
+      <w:r>
         <w:t xml:space="preserve">선택지의 상태는 API의</w:t>
       </w:r>
       <w:r>
@@ -5619,7 +5765,7 @@
         </w:numPr>
       </w:pPr>
       <w:r>
-        <w:t xml:space="preserve">고르는 규칙: A1은 지금 단계 0~1이면서 지금 결제 활동이 있는 곳(활동값 0.5 이상), A2 공원·고궁은 지금 단계 0~1이면서 운영 시간 안. 활동 순, 최대 5장. 조건에 맞는 곳이 없으면 구역 대신</w:t>
+        <w:t xml:space="preserve">고르는 규칙: A1은 지금 단계 0~1이면서 지금 결제 활동이 있는 곳(실측 활동값 0.5 이상, 최근 2시간 안의 실측이 없으면 제외), A2 공원·고궁은 지금 단계 0~1이면서 운영 시간 안. 평소 활동값으로 대신하지 않음(실험 16). 활동 순, 최대 5장. 조건에 맞는 곳이 없으면 구역 대신</w:t>
       </w:r>
       <w:r>
         <w:t xml:space="preserve"> </w:t>
@@ -5791,25 +5937,10 @@
         </w:numPr>
       </w:pPr>
       <w:r>
-        <w:t xml:space="preserve">누르면 그 장소의 ③ 이번 주. 붐비는 곳을 보여 주는 목적은</w:t>
-      </w:r>
-      <w:r>
-        <w:t xml:space="preserve"> </w:t>
-      </w:r>
-      <w:r>
-        <w:t xml:space="preserve">“지금 가지 말라”</w:t>
-      </w:r>
-      <w:r>
-        <w:t xml:space="preserve">가 아니라</w:t>
-      </w:r>
-      <w:r>
-        <w:t xml:space="preserve"> </w:t>
-      </w:r>
-      <w:r>
-        <w:t xml:space="preserve">“언제 가면 되는지”</w:t>
-      </w:r>
-      <w:r>
-        <w:t xml:space="preserve">로 이어 주는 것이라, 오늘 추천 시간을 같은 줄에 둡니다.</w:t>
+        <w:t xml:space="preserve">“지금”</w:t>
+      </w:r>
+      <w:r>
+        <w:t xml:space="preserve">은 장소별 가장 최근 실측 시간. 매시 정각 직후처럼 이번 시각의 실측이 아직 없으면 직전 시각 값을 씀. 그보다 오래되면 목록에서 제외</w:t>
       </w:r>
     </w:p>
     <w:p>
@@ -5821,6 +5952,60 @@
         </w:numPr>
       </w:pPr>
       <w:r>
+        <w:t xml:space="preserve">해당하는 곳이 없으면</w:t>
+      </w:r>
+      <w:r>
+        <w:t xml:space="preserve"> </w:t>
+      </w:r>
+      <w:r>
+        <w:t xml:space="preserve">“지금은 붐비는 곳이 없어요”</w:t>
+      </w:r>
+      <w:r>
+        <w:t xml:space="preserve"> </w:t>
+      </w:r>
+      <w:r>
+        <w:t xml:space="preserve">한 줄</w:t>
+      </w:r>
+    </w:p>
+    <w:p>
+      <w:pPr>
+        <w:pStyle w:val="Compact"/>
+        <w:numPr>
+          <w:ilvl w:val="0"/>
+          <w:numId w:val="1017"/>
+        </w:numPr>
+      </w:pPr>
+      <w:r>
+        <w:t xml:space="preserve">누르면 그 장소의 ③ 이번 주. 붐비는 곳을 보여 주는 목적은</w:t>
+      </w:r>
+      <w:r>
+        <w:t xml:space="preserve"> </w:t>
+      </w:r>
+      <w:r>
+        <w:t xml:space="preserve">“지금 가지 말라”</w:t>
+      </w:r>
+      <w:r>
+        <w:t xml:space="preserve">가 아니라</w:t>
+      </w:r>
+      <w:r>
+        <w:t xml:space="preserve"> </w:t>
+      </w:r>
+      <w:r>
+        <w:t xml:space="preserve">“언제 가면 되는지”</w:t>
+      </w:r>
+      <w:r>
+        <w:t xml:space="preserve">로 이어 주는 것이라, 오늘 추천 시간을 같은 줄에 둡니다.</w:t>
+      </w:r>
+    </w:p>
+    <w:p>
+      <w:pPr>
+        <w:pStyle w:val="Compact"/>
+        <w:numPr>
+          <w:ilvl w:val="0"/>
+          <w:numId w:val="1017"/>
+        </w:numPr>
+      </w:pPr>
+      <w:r>
         <w:t xml:space="preserve">데이터가 늦으면(</w:t>
       </w:r>
       <w:r>
@@ -6394,7 +6579,7 @@
         </w:numPr>
       </w:pPr>
       <w:r>
-        <w:t xml:space="preserve">지도 서비스는 Google Maps JavaScript API(언어 지정 가능) 기본안, 비용 확인(W0) 결과에 따라 MapLibre. 핀·카드 규칙은 같습니다.</w:t>
+        <w:t xml:space="preserve">지도 서비스: 로컬 단계는 MapLibre GL + OpenFreeMap(키 없음, 지명 언어 전환). Google Maps는 클라우드 단계(SOW-MC)에서 다시 결정. 핀·카드 규칙은 같습니다.</w:t>
       </w:r>
     </w:p>
     <w:bookmarkEnd w:id="36"/>
@@ -8588,6 +8773,69 @@
         <w:t xml:space="preserve">.</w:t>
       </w:r>
     </w:p>
+    <w:p>
+      <w:pPr>
+        <w:pStyle w:val="Compact"/>
+        <w:numPr>
+          <w:ilvl w:val="0"/>
+          <w:numId w:val="1024"/>
+        </w:numPr>
+      </w:pPr>
+      <w:r>
+        <w:t xml:space="preserve">추천 시간 범위: 저장된 창은 1시간 단위. 한 시간 [13]은</w:t>
+      </w:r>
+      <w:r>
+        <w:t xml:space="preserve"> </w:t>
+      </w:r>
+      <w:r>
+        <w:rPr>
+          <w:rStyle w:val="VerbatimChar"/>
+        </w:rPr>
+        <w:t xml:space="preserve">13~14시</w:t>
+      </w:r>
+      <w:r>
+        <w:t xml:space="preserve"> </w:t>
+      </w:r>
+      <w:r>
+        <w:t xml:space="preserve">/</w:t>
+      </w:r>
+      <w:r>
+        <w:t xml:space="preserve"> </w:t>
+      </w:r>
+      <w:r>
+        <w:rPr>
+          <w:rStyle w:val="VerbatimChar"/>
+        </w:rPr>
+        <w:t xml:space="preserve">1 to 2 PM</w:t>
+      </w:r>
+      <w:r>
+        <w:t xml:space="preserve">. 붙어 있는 시간은 한 범위로 묶음([18], [19] →</w:t>
+      </w:r>
+      <w:r>
+        <w:t xml:space="preserve"> </w:t>
+      </w:r>
+      <w:r>
+        <w:rPr>
+          <w:rStyle w:val="VerbatimChar"/>
+        </w:rPr>
+        <w:t xml:space="preserve">18~20시</w:t>
+      </w:r>
+      <w:r>
+        <w:t xml:space="preserve">). 순서는 순위가 가장 높은 시간이 든 범위부터</w:t>
+      </w:r>
+    </w:p>
+    <w:p>
+      <w:pPr>
+        <w:pStyle w:val="Compact"/>
+        <w:numPr>
+          <w:ilvl w:val="0"/>
+          <w:numId w:val="1024"/>
+        </w:numPr>
+      </w:pPr>
+      <w:r>
+        <w:t xml:space="preserve">오늘의 추천 범위에는 지난 시간이 나오지 않음(엔진이 남은 시간에서만 고름)</w:t>
+      </w:r>
+    </w:p>
     <w:bookmarkEnd w:id="52"/>
     <w:bookmarkStart w:id="53" w:name="핵심-문구"/>
     <w:p>
@@ -8887,6 +9135,44 @@
               <w:rPr>
                 <w:rStyle w:val="VerbatimChar"/>
               </w:rPr>
+              <w:t xml:space="preserve">home.busyTopEmpty</w:t>
+            </w:r>
+          </w:p>
+        </w:tc>
+        <w:tc>
+          <w:tcPr/>
+          <w:p>
+            <w:pPr>
+              <w:pStyle w:val="Compact"/>
+            </w:pPr>
+            <w:r>
+              <w:t xml:space="preserve">지금은 붐비는 곳이 없어요</w:t>
+            </w:r>
+          </w:p>
+        </w:tc>
+        <w:tc>
+          <w:tcPr/>
+          <w:p>
+            <w:pPr>
+              <w:pStyle w:val="Compact"/>
+            </w:pPr>
+            <w:r>
+              <w:t xml:space="preserve">Nothing is busy right now</w:t>
+            </w:r>
+          </w:p>
+        </w:tc>
+      </w:tr>
+      <w:tr>
+        <w:tc>
+          <w:tcPr/>
+          <w:p>
+            <w:pPr>
+              <w:pStyle w:val="Compact"/>
+            </w:pPr>
+            <w:r>
+              <w:rPr>
+                <w:rStyle w:val="VerbatimChar"/>
+              </w:rPr>
               <w:t xml:space="preserve">home.noPickToday</w:t>
             </w:r>
           </w:p>
@@ -11157,7 +11443,47 @@
         <w:t xml:space="preserve"> </w:t>
       </w:r>
       <w:r>
-        <w:t xml:space="preserve">M4에서 정합니다.</w:t>
+        <w:rPr>
+          <w:rStyle w:val="VerbatimChar"/>
+        </w:rPr>
+        <w:t xml:space="preserve">GET /api/flags</w:t>
+      </w:r>
+      <w:r>
+        <w:t xml:space="preserve">(구현설계서 6.4).</w:t>
+      </w:r>
+    </w:p>
+    <w:p>
+      <w:pPr>
+        <w:pStyle w:val="Compact"/>
+        <w:numPr>
+          <w:ilvl w:val="0"/>
+          <w:numId w:val="1028"/>
+        </w:numPr>
+      </w:pPr>
+      <w:r>
+        <w:rPr>
+          <w:b/>
+          <w:bCs/>
+        </w:rPr>
+        <w:t xml:space="preserve">스펙에 없던 영어 문구:</w:t>
+      </w:r>
+      <w:r>
+        <w:t xml:space="preserve"> </w:t>
+      </w:r>
+      <w:r>
+        <w:t xml:space="preserve">구현하면서 추가한 키는</w:t>
+      </w:r>
+      <w:r>
+        <w:t xml:space="preserve"> </w:t>
+      </w:r>
+      <w:r>
+        <w:rPr>
+          <w:rStyle w:val="VerbatimChar"/>
+        </w:rPr>
+        <w:t xml:space="preserve">docs/tracking/criteria-m4.md</w:t>
+      </w:r>
+      <w:r>
+        <w:t xml:space="preserve">의 목록 기준으로 검수 필요.</w:t>
       </w:r>
     </w:p>
     <w:p>

--- a/UrbanPulse_디자인명세서.docx
+++ b/UrbanPulse_디자인명세서.docx
@@ -5925,7 +5925,7 @@
         </w:numPr>
       </w:pPr>
       <w:r>
-        <w:t xml:space="preserve">정렬: A1·A2의 지금 단계 내림차순, 같은 단계면 인구 범위 상한 내림차순. 서울시 실시간 값 그대로, 계산 없음.</w:t>
+        <w:t xml:space="preserve">정렬: A1·A2의 지금 단계 내림차순, 같은 단계면 인구 범위 상한 내림차순. 서울시 실시간 값 그대로, 계산 없음. 약간 붐빔·붐빔인 곳만 올림(5곳이 안 되면 있는 만큼)</w:t>
       </w:r>
     </w:p>
     <w:p>
@@ -6453,7 +6453,7 @@
         <w:t xml:space="preserve"> </w:t>
       </w:r>
       <w:r>
-        <w:t xml:space="preserve">피하세요). 이름표를 핀 아래에 항상 붙입니다. 선택된 핀은 지름 38 +</w:t>
+        <w:t xml:space="preserve">피하세요). 이름표는 선택한 핀에만, 확대 13단계부터는 모든 핀에 붙입니다(전체 보기에서는 100개가 겹쳐 읽을 수 없음). 선택된 핀은 지름 38 +</w:t>
       </w:r>
       <w:r>
         <w:t xml:space="preserve"> </w:t>
@@ -7421,7 +7421,7 @@
               <w:t xml:space="preserve">closed</w:t>
             </w:r>
             <w:r>
-              <w:t xml:space="preserve">(가게 대부분 닫힘) /</w:t>
+              <w:t xml:space="preserve">(가게들이 한산함. 닫혔다고 단정하지 않음) /</w:t>
             </w:r>
             <w:r>
               <w:t xml:space="preserve"> </w:t>
@@ -10625,13 +10625,10 @@
         <w:t xml:space="preserve"> </w:t>
       </w:r>
       <w:r>
-        <w:t xml:space="preserve">“아직 문을 연 가게가 거의 없어요.”</w:t>
-      </w:r>
-      <w:r>
-        <w:t xml:space="preserve"> </w:t>
-      </w:r>
-      <w:r>
-        <w:t xml:space="preserve">/</w:t>
+        <w:t xml:space="preserve">“이 시간에는 가게들이 한산해요.”</w:t>
+      </w:r>
+      <w:r>
+        <w:t xml:space="preserve">(en: Shops are quiet at this hour.) /</w:t>
       </w:r>
       <w:r>
         <w:t xml:space="preserve"> </w:t>

--- a/UrbanPulse_디자인명세서.docx
+++ b/UrbanPulse_디자인명세서.docx
@@ -6453,7 +6453,7 @@
         <w:t xml:space="preserve"> </w:t>
       </w:r>
       <w:r>
-        <w:t xml:space="preserve">피하세요). 이름표는 선택한 핀에만, 확대 13단계부터는 모든 핀에 붙입니다(전체 보기에서는 100개가 겹쳐 읽을 수 없음). 선택된 핀은 지름 38 +</w:t>
+        <w:t xml:space="preserve">피하세요). 이름표는 선택한 핀에만, 확대 13단계부터는 모든 핀에 붙입니다(전체 보기에서는 100개가 겹쳐 읽을 수 없음). 확대 12단계 미만에서는 핀 지름 18. 선택된 핀은 지름 38 +</w:t>
       </w:r>
       <w:r>
         <w:t xml:space="preserve"> </w:t>
@@ -10704,6 +10704,78 @@
       </w:r>
       <w:r>
         <w:t xml:space="preserve">→ 위 문장</w:t>
+      </w:r>
+    </w:p>
+    <w:p>
+      <w:pPr>
+        <w:pStyle w:val="Compact"/>
+        <w:numPr>
+          <w:ilvl w:val="0"/>
+          <w:numId w:val="1025"/>
+        </w:numPr>
+      </w:pPr>
+      <w:r>
+        <w:rPr>
+          <w:rStyle w:val="VerbatimChar"/>
+        </w:rPr>
+        <w:t xml:space="preserve">strip_mode</w:t>
+      </w:r>
+      <w:r>
+        <w:t xml:space="preserve">가</w:t>
+      </w:r>
+      <w:r>
+        <w:t xml:space="preserve"> </w:t>
+      </w:r>
+      <w:r>
+        <w:rPr>
+          <w:rStyle w:val="VerbatimChar"/>
+        </w:rPr>
+        <w:t xml:space="preserve">windows_only</w:t>
+      </w:r>
+      <w:r>
+        <w:t xml:space="preserve">인 동안(E6 전): 추천 창 칸은</w:t>
+      </w:r>
+      <w:r>
+        <w:t xml:space="preserve"> </w:t>
+      </w:r>
+      <w:r>
+        <w:t xml:space="preserve">“{시}시는 추천 시간이에요.”</w:t>
+      </w:r>
+      <w:r>
+        <w:t xml:space="preserve"> </w:t>
+      </w:r>
+      <w:r>
+        <w:t xml:space="preserve">+ 이유, 나머지 칸은</w:t>
+      </w:r>
+      <w:r>
+        <w:t xml:space="preserve"> </w:t>
+      </w:r>
+      <w:r>
+        <w:t xml:space="preserve">“{시}시는 추천 시간이 아니에요.”</w:t>
+      </w:r>
+      <w:r>
+        <w:t xml:space="preserve"> </w:t>
+      </w:r>
+      <w:r>
+        <w:t xml:space="preserve">한 문장만(</w:t>
+      </w:r>
+      <w:r>
+        <w:rPr>
+          <w:rStyle w:val="VerbatimChar"/>
+        </w:rPr>
+        <w:t xml:space="preserve">reason.notPick</w:t>
+      </w:r>
+      <w:r>
+        <w:t xml:space="preserve">). 검증 전인</w:t>
+      </w:r>
+      <w:r>
+        <w:t xml:space="preserve"> </w:t>
+      </w:r>
+      <w:r>
+        <w:t xml:space="preserve">“가도 괜찮아요 / 피하는 게 좋아요”</w:t>
+      </w:r>
+      <w:r>
+        <w:t xml:space="preserve">와 그 이유는 말하지 않음. 지도 카드도 같은 규칙</w:t>
       </w:r>
     </w:p>
     <w:p>

--- a/UrbanPulse_디자인명세서.docx
+++ b/UrbanPulse_디자인명세서.docx
@@ -2,13 +2,13 @@
 <file path=word/document.xml><?xml version="1.0" encoding="utf-8"?>
 <w:document xmlns:w="http://schemas.openxmlformats.org/wordprocessingml/2006/main" xmlns:m="http://schemas.openxmlformats.org/officeDocument/2006/math" xmlns:r="http://schemas.openxmlformats.org/officeDocument/2006/relationships" xmlns:o="urn:schemas-microsoft-com:office:office" xmlns:v="urn:schemas-microsoft-com:vml" xmlns:w10="urn:schemas-microsoft-com:office:word" xmlns:a="http://schemas.openxmlformats.org/drawingml/2006/main" xmlns:pic="http://schemas.openxmlformats.org/drawingml/2006/picture" xmlns:wp="http://schemas.openxmlformats.org/drawingml/2006/wordprocessingDrawing">
   <w:body>
-    <w:bookmarkStart w:id="58" w:name="urbanpulse-디자인-명세서-v2.4-2026-10-01"/>
+    <w:bookmarkStart w:id="58" w:name="urbanpulse-디자인-명세서-v2.5-2026-10-02"/>
     <w:p>
       <w:pPr>
         <w:pStyle w:val="Heading1"/>
       </w:pPr>
       <w:r>
-        <w:t xml:space="preserve">UrbanPulse 디자인 명세서 v2.4 (2026-10-01)</w:t>
+        <w:t xml:space="preserve">UrbanPulse 디자인 명세서 v2.5 (2026-10-02)</w:t>
       </w:r>
     </w:p>
     <w:p>
@@ -109,6 +109,12 @@
       <w:pPr>
         <w:pStyle w:val="BlockText"/>
       </w:pPr>
+      <w:r>
+        <w:t xml:space="preserve">v2.5: 하드닝(SOW-H1) 반영. 상태 표시 추가(없는 장소·페이지, 볼 수 없는 날짜, 꺼진 조건, 홈의 늦은 데이터), 추천 칸 이유 문장, 공원·고궁 문장, 조건 창 접근성, 지도 주소와 PC 목록.</w:t>
+      </w:r>
+      <w:r>
+        <w:t xml:space="preserve"> </w:t>
+      </w:r>
       <w:r>
         <w:t xml:space="preserve">v2.4: 구현 검수 반영. 추천 시간 표시 규칙(붙은 시간 묶기, 오늘은 남은 시간만), 답 카드에는 1순위 범위 하나, A1</w:t>
       </w:r>
@@ -5626,25 +5632,13 @@
         </w:numPr>
       </w:pPr>
       <w:r>
-        <w:t xml:space="preserve">현재 설정에서 A1의</w:t>
-      </w:r>
-      <w:r>
-        <w:t xml:space="preserve"> </w:t>
-      </w:r>
-      <w:r>
-        <w:t xml:space="preserve">“한적하게”</w:t>
-      </w:r>
-      <w:r>
-        <w:t xml:space="preserve">는 세 목적 모두 준비 중(구현설계서 4.4 표).</w:t>
-      </w:r>
-      <w:r>
-        <w:t xml:space="preserve"> </w:t>
-      </w:r>
-      <w:r>
-        <w:t xml:space="preserve">“한적하게”</w:t>
-      </w:r>
-      <w:r>
-        <w:t xml:space="preserve">를 고를 수 있는 곳은 공원·고궁(A2)</w:t>
+        <w:t xml:space="preserve">키보드: 열리면 초점이 제목으로, Tab은 창 안에서만 돌고, 닫히면 연 버튼으로 돌아감. 선택지는 방향키로 이동. 닫기 버튼 이름은</w:t>
+      </w:r>
+      <w:r>
+        <w:t xml:space="preserve"> </w:t>
+      </w:r>
+      <w:r>
+        <w:t xml:space="preserve">“닫기”</w:t>
       </w:r>
     </w:p>
     <w:p>
@@ -5656,6 +5650,36 @@
         </w:numPr>
       </w:pPr>
       <w:r>
+        <w:t xml:space="preserve">현재 설정에서 A1의</w:t>
+      </w:r>
+      <w:r>
+        <w:t xml:space="preserve"> </w:t>
+      </w:r>
+      <w:r>
+        <w:t xml:space="preserve">“한적하게”</w:t>
+      </w:r>
+      <w:r>
+        <w:t xml:space="preserve">는 세 목적 모두 준비 중(구현설계서 4.4 표).</w:t>
+      </w:r>
+      <w:r>
+        <w:t xml:space="preserve"> </w:t>
+      </w:r>
+      <w:r>
+        <w:t xml:space="preserve">“한적하게”</w:t>
+      </w:r>
+      <w:r>
+        <w:t xml:space="preserve">를 고를 수 있는 곳은 공원·고궁(A2)</w:t>
+      </w:r>
+    </w:p>
+    <w:p>
+      <w:pPr>
+        <w:pStyle w:val="Compact"/>
+        <w:numPr>
+          <w:ilvl w:val="0"/>
+          <w:numId w:val="1015"/>
+        </w:numPr>
+      </w:pPr>
+      <w:r>
         <w:t xml:space="preserve">선택지의 상태는 API의</w:t>
       </w:r>
       <w:r>
@@ -6340,6 +6364,51 @@
       </w:r>
       <w:r>
         <w:t xml:space="preserve">, 오른쪽에 조건 아이콘 버튼(→ ④), 언어.</w:t>
+      </w:r>
+    </w:p>
+    <w:p>
+      <w:pPr>
+        <w:pStyle w:val="Compact"/>
+        <w:numPr>
+          <w:ilvl w:val="0"/>
+          <w:numId w:val="1021"/>
+        </w:numPr>
+      </w:pPr>
+      <w:r>
+        <w:t xml:space="preserve">주소에 항상 날짜와 시각을 둠(</w:t>
+      </w:r>
+      <w:r>
+        <w:rPr>
+          <w:rStyle w:val="VerbatimChar"/>
+        </w:rPr>
+        <w:t xml:space="preserve">?date=&amp;hour=</w:t>
+      </w:r>
+      <w:r>
+        <w:t xml:space="preserve">). 범위 밖 값은 오늘·9~23시로 고쳐 씀. 꺼진 조합의 장소는 핀을 그리지 않음</w:t>
+      </w:r>
+    </w:p>
+    <w:p>
+      <w:pPr>
+        <w:pStyle w:val="Compact"/>
+        <w:numPr>
+          <w:ilvl w:val="0"/>
+          <w:numId w:val="1021"/>
+        </w:numPr>
+      </w:pPr>
+      <w:r>
+        <w:t xml:space="preserve">PC(1024 이상) 목록: 추천 → 나머지 순, 줄을 누르면 지도가 그 핀으로 이동, 줄마다</w:t>
+      </w:r>
+      <w:r>
+        <w:t xml:space="preserve"> </w:t>
+      </w:r>
+      <w:r>
+        <w:t xml:space="preserve">“이 장소 자세히 보기”</w:t>
+      </w:r>
+      <w:r>
+        <w:t xml:space="preserve"> </w:t>
+      </w:r>
+      <w:r>
+        <w:t xml:space="preserve">링크</w:t>
       </w:r>
     </w:p>
     <w:p>
@@ -6906,6 +6975,253 @@
               <w:pStyle w:val="Compact"/>
             </w:pPr>
             <w:r>
+              <w:t xml:space="preserve">없는 장소</w:t>
+            </w:r>
+          </w:p>
+        </w:tc>
+        <w:tc>
+          <w:tcPr/>
+          <w:p>
+            <w:pPr>
+              <w:pStyle w:val="Compact"/>
+            </w:pPr>
+            <w:r>
+              <w:t xml:space="preserve">API 404</w:t>
+            </w:r>
+          </w:p>
+        </w:tc>
+        <w:tc>
+          <w:tcPr/>
+          <w:p>
+            <w:pPr>
+              <w:pStyle w:val="Compact"/>
+            </w:pPr>
+            <w:r>
+              <w:t xml:space="preserve">“이 장소는 찾을 수 없어요.”</w:t>
+            </w:r>
+            <w:r>
+              <w:t xml:space="preserve"> </w:t>
+            </w:r>
+            <w:r>
+              <w:t xml:space="preserve">+</w:t>
+            </w:r>
+            <w:r>
+              <w:t xml:space="preserve"> </w:t>
+            </w:r>
+            <w:r>
+              <w:t xml:space="preserve">“홈으로”</w:t>
+            </w:r>
+            <w:r>
+              <w:t xml:space="preserve">. 다시 시도 버튼 없음</w:t>
+            </w:r>
+          </w:p>
+        </w:tc>
+      </w:tr>
+      <w:tr>
+        <w:tc>
+          <w:tcPr/>
+          <w:p>
+            <w:pPr>
+              <w:pStyle w:val="Compact"/>
+            </w:pPr>
+            <w:r>
+              <w:t xml:space="preserve">없는 페이지</w:t>
+            </w:r>
+          </w:p>
+        </w:tc>
+        <w:tc>
+          <w:tcPr/>
+          <w:p>
+            <w:pPr>
+              <w:pStyle w:val="Compact"/>
+            </w:pPr>
+            <w:r>
+              <w:t xml:space="preserve">맞는 주소 없음</w:t>
+            </w:r>
+          </w:p>
+        </w:tc>
+        <w:tc>
+          <w:tcPr/>
+          <w:p>
+            <w:pPr>
+              <w:pStyle w:val="Compact"/>
+            </w:pPr>
+            <w:r>
+              <w:t xml:space="preserve">“이 페이지는 찾을 수 없어요.”</w:t>
+            </w:r>
+            <w:r>
+              <w:t xml:space="preserve"> </w:t>
+            </w:r>
+            <w:r>
+              <w:t xml:space="preserve">+</w:t>
+            </w:r>
+            <w:r>
+              <w:t xml:space="preserve"> </w:t>
+            </w:r>
+            <w:r>
+              <w:t xml:space="preserve">“홈으로”</w:t>
+            </w:r>
+          </w:p>
+        </w:tc>
+      </w:tr>
+      <w:tr>
+        <w:tc>
+          <w:tcPr/>
+          <w:p>
+            <w:pPr>
+              <w:pStyle w:val="Compact"/>
+            </w:pPr>
+            <w:r>
+              <w:t xml:space="preserve">볼 수 없는 날짜</w:t>
+            </w:r>
+          </w:p>
+        </w:tc>
+        <w:tc>
+          <w:tcPr/>
+          <w:p>
+            <w:pPr>
+              <w:pStyle w:val="Compact"/>
+            </w:pPr>
+            <w:r>
+              <w:t xml:space="preserve">형식이 틀렸거나 7일보다 뒤</w:t>
+            </w:r>
+          </w:p>
+        </w:tc>
+        <w:tc>
+          <w:tcPr/>
+          <w:p>
+            <w:pPr>
+              <w:pStyle w:val="Compact"/>
+            </w:pPr>
+            <w:r>
+              <w:t xml:space="preserve">같은 장소의 ③으로 보내고</w:t>
+            </w:r>
+            <w:r>
+              <w:t xml:space="preserve"> </w:t>
+            </w:r>
+            <w:r>
+              <w:t xml:space="preserve">“오늘부터 7일 뒤까지만 볼 수 있어요.”</w:t>
+            </w:r>
+          </w:p>
+        </w:tc>
+      </w:tr>
+      <w:tr>
+        <w:tc>
+          <w:tcPr/>
+          <w:p>
+            <w:pPr>
+              <w:pStyle w:val="Compact"/>
+            </w:pPr>
+            <w:r>
+              <w:t xml:space="preserve">꺼진 조건</w:t>
+            </w:r>
+          </w:p>
+        </w:tc>
+        <w:tc>
+          <w:tcPr/>
+          <w:p>
+            <w:pPr>
+              <w:pStyle w:val="Compact"/>
+            </w:pPr>
+            <w:r>
+              <w:t xml:space="preserve">고른 조건이 그 장소에서 꺼짐(8일 모두 off)</w:t>
+            </w:r>
+          </w:p>
+        </w:tc>
+        <w:tc>
+          <w:tcPr/>
+          <w:p>
+            <w:pPr>
+              <w:pStyle w:val="Compact"/>
+            </w:pPr>
+            <w:r>
+              <w:t xml:space="preserve">“이 조건은 아직 준비하고 있어요. 조건을 바꿔 보세요.”</w:t>
+            </w:r>
+            <w:r>
+              <w:t xml:space="preserve"> </w:t>
+            </w:r>
+            <w:r>
+              <w:t xml:space="preserve">+ 조건 줄.</w:t>
+            </w:r>
+            <w:r>
+              <w:t xml:space="preserve"> </w:t>
+            </w:r>
+            <w:r>
+              <w:t xml:space="preserve">“추천할 시간이 없어요”</w:t>
+            </w:r>
+            <w:r>
+              <w:t xml:space="preserve">라고 하지 않음</w:t>
+            </w:r>
+          </w:p>
+        </w:tc>
+      </w:tr>
+      <w:tr>
+        <w:tc>
+          <w:tcPr/>
+          <w:p>
+            <w:pPr>
+              <w:pStyle w:val="Compact"/>
+            </w:pPr>
+            <w:r>
+              <w:t xml:space="preserve">홈의 늦은 데이터</w:t>
+            </w:r>
+          </w:p>
+        </w:tc>
+        <w:tc>
+          <w:tcPr/>
+          <w:p>
+            <w:pPr>
+              <w:pStyle w:val="Compact"/>
+            </w:pPr>
+            <w:r>
+              <w:rPr>
+                <w:rStyle w:val="VerbatimChar"/>
+              </w:rPr>
+              <w:t xml:space="preserve">stale=true</w:t>
+            </w:r>
+          </w:p>
+        </w:tc>
+        <w:tc>
+          <w:tcPr/>
+          <w:p>
+            <w:pPr>
+              <w:pStyle w:val="Compact"/>
+            </w:pPr>
+            <w:r>
+              <w:t xml:space="preserve">두 목록 대신</w:t>
+            </w:r>
+            <w:r>
+              <w:t xml:space="preserve"> </w:t>
+            </w:r>
+            <w:r>
+              <w:t xml:space="preserve">“데이터가 늦어지고 있어요 (마지막 14:30)”</w:t>
+            </w:r>
+            <w:r>
+              <w:t xml:space="preserve"> </w:t>
+            </w:r>
+            <w:r>
+              <w:t xml:space="preserve">한 줄.</w:t>
+            </w:r>
+            <w:r>
+              <w:t xml:space="preserve"> </w:t>
+            </w:r>
+            <w:r>
+              <w:t xml:space="preserve">“붐비는 곳이 없어요”</w:t>
+            </w:r>
+            <w:r>
+              <w:t xml:space="preserve">는 데이터가 신선할 때만</w:t>
+            </w:r>
+          </w:p>
+        </w:tc>
+      </w:tr>
+      <w:tr>
+        <w:tc>
+          <w:tcPr/>
+          <w:p>
+            <w:pPr>
+              <w:pStyle w:val="Compact"/>
+            </w:pPr>
+            <w:r>
               <w:t xml:space="preserve">A1 명절</w:t>
             </w:r>
           </w:p>
@@ -10559,7 +10875,7 @@
         </w:numPr>
       </w:pPr>
       <w:r>
-        <w:t xml:space="preserve">B: 평소보다 한산해요 / 평소와 비슷해요 / 평소보다 붐비는 시간이에요</w:t>
+        <w:t xml:space="preserve">활동 절이 없는 장소(공원·고궁): 사람이 적어요 / 사람이 적당해요 / 조금 붐벼요 / 꽤 붐벼요</w:t>
       </w:r>
     </w:p>
     <w:p>
@@ -10571,6 +10887,18 @@
         </w:numPr>
       </w:pPr>
       <w:r>
+        <w:t xml:space="preserve">B: 평소보다 한산해요 / 평소와 비슷해요 / 평소보다 붐비는 시간이에요</w:t>
+      </w:r>
+    </w:p>
+    <w:p>
+      <w:pPr>
+        <w:pStyle w:val="Compact"/>
+        <w:numPr>
+          <w:ilvl w:val="0"/>
+          <w:numId w:val="1025"/>
+        </w:numPr>
+      </w:pPr>
+      <w:r>
         <w:t xml:space="preserve">칸을 눌렀을 때:</w:t>
       </w:r>
       <w:r>
@@ -10704,6 +11032,33 @@
       </w:r>
       <w:r>
         <w:t xml:space="preserve">→ 위 문장</w:t>
+      </w:r>
+    </w:p>
+    <w:p>
+      <w:pPr>
+        <w:pStyle w:val="Compact"/>
+        <w:numPr>
+          <w:ilvl w:val="0"/>
+          <w:numId w:val="1025"/>
+        </w:numPr>
+      </w:pPr>
+      <w:r>
+        <w:t xml:space="preserve">추천 창 칸의 이유는 그 칸의 혼잡·활동 문장(</w:t>
+      </w:r>
+      <w:r>
+        <w:t xml:space="preserve">“13시는 추천 시간이에요. 사람은 적당하고 거리도 활기차요”</w:t>
+      </w:r>
+      <w:r>
+        <w:t xml:space="preserve">).</w:t>
+      </w:r>
+      <w:r>
+        <w:t xml:space="preserve"> </w:t>
+      </w:r>
+      <w:r>
+        <w:t xml:space="preserve">“가도 괜찮아요”</w:t>
+      </w:r>
+      <w:r>
+        <w:t xml:space="preserve">를 이유로 쓰지 않음. 모르는 이유 코드는 오류</w:t>
       </w:r>
     </w:p>
     <w:p>

--- a/UrbanPulse_디자인명세서.docx
+++ b/UrbanPulse_디자인명세서.docx
@@ -2,13 +2,13 @@
 <file path=word/document.xml><?xml version="1.0" encoding="utf-8"?>
 <w:document xmlns:w="http://schemas.openxmlformats.org/wordprocessingml/2006/main" xmlns:m="http://schemas.openxmlformats.org/officeDocument/2006/math" xmlns:r="http://schemas.openxmlformats.org/officeDocument/2006/relationships" xmlns:o="urn:schemas-microsoft-com:office:office" xmlns:v="urn:schemas-microsoft-com:vml" xmlns:w10="urn:schemas-microsoft-com:office:word" xmlns:a="http://schemas.openxmlformats.org/drawingml/2006/main" xmlns:pic="http://schemas.openxmlformats.org/drawingml/2006/picture" xmlns:wp="http://schemas.openxmlformats.org/drawingml/2006/wordprocessingDrawing">
   <w:body>
-    <w:bookmarkStart w:id="58" w:name="urbanpulse-디자인-명세서-v2.5-2026-10-02"/>
+    <w:bookmarkStart w:id="58" w:name="urbanpulse-디자인-명세서-v2.6-2026-10-02"/>
     <w:p>
       <w:pPr>
         <w:pStyle w:val="Heading1"/>
       </w:pPr>
       <w:r>
-        <w:t xml:space="preserve">UrbanPulse 디자인 명세서 v2.5 (2026-10-02)</w:t>
+        <w:t xml:space="preserve">UrbanPulse 디자인 명세서 v2.6 (2026-10-02)</w:t>
       </w:r>
     </w:p>
     <w:p>
@@ -109,6 +109,12 @@
       <w:pPr>
         <w:pStyle w:val="BlockText"/>
       </w:pPr>
+      <w:r>
+        <w:t xml:space="preserve">v2.6: 로컬 완성(SOW-L1) 반영. 지도 출처 표시는 오른쪽 아래(범례·카드와 겹치지 않게), 화면 이동은 새로 고침 없이.</w:t>
+      </w:r>
+      <w:r>
+        <w:t xml:space="preserve"> </w:t>
+      </w:r>
       <w:r>
         <w:t xml:space="preserve">v2.5: 하드닝(SOW-H1) 반영. 상태 표시 추가(없는 장소·페이지, 볼 수 없는 날짜, 꺼진 조건, 홈의 늦은 데이터), 추천 칸 이유 문장, 공원·고궁 문장, 조건 창 접근성, 지도 주소와 PC 목록.</w:t>
       </w:r>
@@ -6574,6 +6580,18 @@
       </w:pPr>
       <w:r>
         <w:t xml:space="preserve">왼쪽 위 범례(흰 알약): 추천 / 괜찮아요 / 피하세요.</w:t>
+      </w:r>
+    </w:p>
+    <w:p>
+      <w:pPr>
+        <w:pStyle w:val="Compact"/>
+        <w:numPr>
+          <w:ilvl w:val="0"/>
+          <w:numId w:val="1021"/>
+        </w:numPr>
+      </w:pPr>
+      <w:r>
+        <w:t xml:space="preserve">지도 출처 표시(© 표기)는 오른쪽 아래. 범례, 아래 카드와 겹치지 않아야 합니다(390 폭에서 테스트로 확인).</w:t>
       </w:r>
     </w:p>
     <w:p>

--- a/UrbanPulse_디자인명세서.docx
+++ b/UrbanPulse_디자인명세서.docx
@@ -2,13 +2,13 @@
 <file path=word/document.xml><?xml version="1.0" encoding="utf-8"?>
 <w:document xmlns:w="http://schemas.openxmlformats.org/wordprocessingml/2006/main" xmlns:m="http://schemas.openxmlformats.org/officeDocument/2006/math" xmlns:r="http://schemas.openxmlformats.org/officeDocument/2006/relationships" xmlns:o="urn:schemas-microsoft-com:office:office" xmlns:v="urn:schemas-microsoft-com:vml" xmlns:w10="urn:schemas-microsoft-com:office:word" xmlns:a="http://schemas.openxmlformats.org/drawingml/2006/main" xmlns:pic="http://schemas.openxmlformats.org/drawingml/2006/picture" xmlns:wp="http://schemas.openxmlformats.org/drawingml/2006/wordprocessingDrawing">
   <w:body>
-    <w:bookmarkStart w:id="58" w:name="urbanpulse-디자인-명세서-v2.6-2026-10-02"/>
+    <w:bookmarkStart w:id="58" w:name="urbanpulse-디자인-명세서-v2.7-2026-10-02"/>
     <w:p>
       <w:pPr>
         <w:pStyle w:val="Heading1"/>
       </w:pPr>
       <w:r>
-        <w:t xml:space="preserve">UrbanPulse 디자인 명세서 v2.6 (2026-10-02)</w:t>
+        <w:t xml:space="preserve">UrbanPulse 디자인 명세서 v2.7 (2026-10-02)</w:t>
       </w:r>
     </w:p>
     <w:p>
@@ -109,6 +109,12 @@
       <w:pPr>
         <w:pStyle w:val="BlockText"/>
       </w:pPr>
+      <w:r>
+        <w:t xml:space="preserve">v2.7: 다듬기. 스크롤바 모양(3장), 답 카드의 초록 번짐 삭제, 테두리가 있는 카드·검색창은 그림자 없이, 조건 줄과 다음 구역 사이 간격 24, 안내 화면의 표를 사람이 읽는 말로.</w:t>
+      </w:r>
+      <w:r>
+        <w:t xml:space="preserve"> </w:t>
+      </w:r>
       <w:r>
         <w:t xml:space="preserve">v2.6: 로컬 완성(SOW-L1) 반영. 지도 출처 표시는 오른쪽 아래(범례·카드와 겹치지 않게), 화면 이동은 새로 고침 없이.</w:t>
       </w:r>
@@ -3738,7 +3744,7 @@
               <w:pStyle w:val="Compact"/>
             </w:pPr>
             <w:r>
-              <w:t xml:space="preserve">검색창, 장소 카드</w:t>
+              <w:t xml:space="preserve">지도 위에 떠 있는 것(범례)만. 테두리가 있는 카드·검색창에는 쓰지 않음(테두리와 그림자를 겹치지 않음)</w:t>
             </w:r>
           </w:p>
         </w:tc>
@@ -3792,29 +3798,115 @@
               <w:pStyle w:val="Compact"/>
             </w:pPr>
             <w:r>
-              <w:t xml:space="preserve">답 카드 빛</w:t>
-            </w:r>
-          </w:p>
-        </w:tc>
-        <w:tc>
-          <w:tcPr/>
-          <w:p>
-            <w:pPr>
-              <w:pStyle w:val="Compact"/>
-            </w:pPr>
-            <w:r>
-              <w:t xml:space="preserve">오른쪽 위에 초록 원형 번짐(투명도 22%) 하나</w:t>
-            </w:r>
-          </w:p>
-        </w:tc>
-        <w:tc>
-          <w:tcPr/>
-          <w:p>
-            <w:pPr>
-              <w:pStyle w:val="Compact"/>
-            </w:pPr>
-            <w:r>
-              <w:t xml:space="preserve">답 카드에만. 다른 곳에 그라데이션 금지</w:t>
+              <w:t xml:space="preserve">그라데이션</w:t>
+            </w:r>
+          </w:p>
+        </w:tc>
+        <w:tc>
+          <w:tcPr/>
+          <w:p>
+            <w:pPr>
+              <w:pStyle w:val="Compact"/>
+            </w:pPr>
+            <w:r>
+              <w:t xml:space="preserve">쓰지 않음</w:t>
+            </w:r>
+          </w:p>
+        </w:tc>
+        <w:tc>
+          <w:tcPr/>
+          <w:p>
+            <w:pPr>
+              <w:pStyle w:val="Compact"/>
+            </w:pPr>
+            <w:r>
+              <w:t xml:space="preserve">답 카드는</w:t>
+            </w:r>
+            <w:r>
+              <w:t xml:space="preserve"> </w:t>
+            </w:r>
+            <w:r>
+              <w:rPr>
+                <w:rStyle w:val="VerbatimChar"/>
+              </w:rPr>
+              <w:t xml:space="preserve">--ink</w:t>
+            </w:r>
+            <w:r>
+              <w:t xml:space="preserve"> </w:t>
+            </w:r>
+            <w:r>
+              <w:t xml:space="preserve">단색. 번짐·그라데이션 금지(v2.7에서 답 카드의 초록 번짐 삭제)</w:t>
+            </w:r>
+          </w:p>
+        </w:tc>
+      </w:tr>
+      <w:tr>
+        <w:tc>
+          <w:tcPr/>
+          <w:p>
+            <w:pPr>
+              <w:pStyle w:val="Compact"/>
+            </w:pPr>
+            <w:r>
+              <w:rPr>
+                <w:rStyle w:val="VerbatimChar"/>
+              </w:rPr>
+              <w:t xml:space="preserve">--scroll-thumb</w:t>
+            </w:r>
+            <w:r>
+              <w:t xml:space="preserve"> </w:t>
+            </w:r>
+            <w:r>
+              <w:t xml:space="preserve">/</w:t>
+            </w:r>
+            <w:r>
+              <w:t xml:space="preserve"> </w:t>
+            </w:r>
+            <w:r>
+              <w:rPr>
+                <w:rStyle w:val="VerbatimChar"/>
+              </w:rPr>
+              <w:t xml:space="preserve">--scroll-thumb-hover</w:t>
+            </w:r>
+          </w:p>
+        </w:tc>
+        <w:tc>
+          <w:tcPr/>
+          <w:p>
+            <w:pPr>
+              <w:pStyle w:val="Compact"/>
+            </w:pPr>
+            <w:r>
+              <w:rPr>
+                <w:rStyle w:val="VerbatimChar"/>
+              </w:rPr>
+              <w:t xml:space="preserve">#C4C9D0</w:t>
+            </w:r>
+            <w:r>
+              <w:t xml:space="preserve"> </w:t>
+            </w:r>
+            <w:r>
+              <w:t xml:space="preserve">/</w:t>
+            </w:r>
+            <w:r>
+              <w:t xml:space="preserve"> </w:t>
+            </w:r>
+            <w:r>
+              <w:rPr>
+                <w:rStyle w:val="VerbatimChar"/>
+              </w:rPr>
+              <w:t xml:space="preserve">#8C9095</w:t>
+            </w:r>
+          </w:p>
+        </w:tc>
+        <w:tc>
+          <w:tcPr/>
+          <w:p>
+            <w:pPr>
+              <w:pStyle w:val="Compact"/>
+            </w:pPr>
+            <w:r>
+              <w:t xml:space="preserve">스크롤바 손잡이. 폭 12 중 가운데 4만 칠한 둥근 막대, 바탕은 투명. 가로·세로 같음</w:t>
             </w:r>
           </w:p>
         </w:tc>
@@ -5771,19 +5863,7 @@
         </w:numPr>
       </w:pPr>
       <w:r>
-        <w:t xml:space="preserve">가로로 넘기는 카드, 폭 232, 모서리 16, 테두리 +</w:t>
-      </w:r>
-      <w:r>
-        <w:t xml:space="preserve"> </w:t>
-      </w:r>
-      <w:r>
-        <w:rPr>
-          <w:rStyle w:val="VerbatimChar"/>
-        </w:rPr>
-        <w:t xml:space="preserve">--shadow-card</w:t>
-      </w:r>
-      <w:r>
-        <w:t xml:space="preserve">. 한 번에 1.5장이 보이게 해서 넘길 수 있다는 걸 알립니다. 넘길 때 카드가 16px 여백 선에 멈춥니다.</w:t>
+        <w:t xml:space="preserve">가로로 넘기는 카드, 폭 232, 모서리 16, 테두리(그림자 없음). 한 번에 1.5장이 보이게 해서 넘길 수 있다는 걸 알립니다. 넘길 때 카드가 16px 여백 선에 멈춥니다.</w:t>
       </w:r>
     </w:p>
     <w:p>
@@ -6163,7 +6243,7 @@
         <w:t xml:space="preserve"> </w:t>
       </w:r>
       <w:r>
-        <w:t xml:space="preserve">48: 홈에서는 흰 바탕 + 테두리 + 그림자(누르면 ②). ②에서는 막대 안에 44 높이,</w:t>
+        <w:t xml:space="preserve">48: 홈에서는 흰 바탕 + 테두리(누르면 ②). ②에서는 막대 안에 44 높이,</w:t>
       </w:r>
       <w:r>
         <w:t xml:space="preserve"> </w:t>
@@ -10100,6 +10180,150 @@
             </w:pPr>
             <w:r>
               <w:t xml:space="preserve">How about {place} at {time}?</w:t>
+            </w:r>
+          </w:p>
+        </w:tc>
+      </w:tr>
+      <w:tr>
+        <w:tc>
+          <w:tcPr/>
+          <w:p>
+            <w:pPr>
+              <w:pStyle w:val="Compact"/>
+            </w:pPr>
+            <w:r>
+              <w:rPr>
+                <w:rStyle w:val="VerbatimChar"/>
+              </w:rPr>
+              <w:t xml:space="preserve">about.tierA1</w:t>
+            </w:r>
+            <w:r>
+              <w:t xml:space="preserve"> </w:t>
+            </w:r>
+            <w:r>
+              <w:t xml:space="preserve">/</w:t>
+            </w:r>
+            <w:r>
+              <w:t xml:space="preserve"> </w:t>
+            </w:r>
+            <w:r>
+              <w:rPr>
+                <w:rStyle w:val="VerbatimChar"/>
+              </w:rPr>
+              <w:t xml:space="preserve">tierA2</w:t>
+            </w:r>
+            <w:r>
+              <w:t xml:space="preserve"> </w:t>
+            </w:r>
+            <w:r>
+              <w:t xml:space="preserve">/</w:t>
+            </w:r>
+            <w:r>
+              <w:t xml:space="preserve"> </w:t>
+            </w:r>
+            <w:r>
+              <w:rPr>
+                <w:rStyle w:val="VerbatimChar"/>
+              </w:rPr>
+              <w:t xml:space="preserve">tierB</w:t>
+            </w:r>
+          </w:p>
+        </w:tc>
+        <w:tc>
+          <w:tcPr/>
+          <w:p>
+            <w:pPr>
+              <w:pStyle w:val="Compact"/>
+            </w:pPr>
+            <w:r>
+              <w:t xml:space="preserve">상권 / 공원·고궁 / 역세권</w:t>
+            </w:r>
+          </w:p>
+        </w:tc>
+        <w:tc>
+          <w:tcPr/>
+          <w:p>
+            <w:pPr>
+              <w:pStyle w:val="Compact"/>
+            </w:pPr>
+            <w:r>
+              <w:t xml:space="preserve">Shopping districts / Parks and palaces / Station areas</w:t>
+            </w:r>
+          </w:p>
+        </w:tc>
+      </w:tr>
+      <w:tr>
+        <w:tc>
+          <w:tcPr/>
+          <w:p>
+            <w:pPr>
+              <w:pStyle w:val="Compact"/>
+            </w:pPr>
+            <w:r>
+              <w:rPr>
+                <w:rStyle w:val="VerbatimChar"/>
+              </w:rPr>
+              <w:t xml:space="preserve">about.foreign</w:t>
+            </w:r>
+          </w:p>
+        </w:tc>
+        <w:tc>
+          <w:tcPr/>
+          <w:p>
+            <w:pPr>
+              <w:pStyle w:val="Compact"/>
+            </w:pPr>
+            <w:r>
+              <w:t xml:space="preserve">외국인 많은 곳</w:t>
+            </w:r>
+          </w:p>
+        </w:tc>
+        <w:tc>
+          <w:tcPr/>
+          <w:p>
+            <w:pPr>
+              <w:pStyle w:val="Compact"/>
+            </w:pPr>
+            <w:r>
+              <w:t xml:space="preserve">many foreign visitors</w:t>
+            </w:r>
+          </w:p>
+        </w:tc>
+      </w:tr>
+      <w:tr>
+        <w:tc>
+          <w:tcPr/>
+          <w:p>
+            <w:pPr>
+              <w:pStyle w:val="Compact"/>
+            </w:pPr>
+            <w:r>
+              <w:rPr>
+                <w:rStyle w:val="VerbatimChar"/>
+              </w:rPr>
+              <w:t xml:space="preserve">about.places</w:t>
+            </w:r>
+          </w:p>
+        </w:tc>
+        <w:tc>
+          <w:tcPr/>
+          <w:p>
+            <w:pPr>
+              <w:pStyle w:val="Compact"/>
+            </w:pPr>
+            <w:r>
+              <w:t xml:space="preserve">{count}곳</w:t>
+            </w:r>
+          </w:p>
+        </w:tc>
+        <w:tc>
+          <w:tcPr/>
+          <w:p>
+            <w:pPr>
+              <w:pStyle w:val="Compact"/>
+            </w:pPr>
+            <w:r>
+              <w:t xml:space="preserve">{count} places</w:t>
             </w:r>
           </w:p>
         </w:tc>
